--- a/megvalosithatosagi_tanulmanyok/Megvalosithatosagi_Tanulmany_Kliens.docx
+++ b/megvalosithatosagi_tanulmanyok/Megvalosithatosagi_Tanulmany_Kliens.docx
@@ -631,45 +631,20 @@
         <w:rPr>
           <w:rFonts w:ascii="Arial" w:hAnsi="Arial" w:cs="Arial"/>
         </w:rPr>
-        <w:t xml:space="preserve">Az alkalmazás a DNN szerverrel </w:t>
-      </w:r>
-      <w:r>
-        <w:rPr>
-          <w:rFonts w:ascii="Arial" w:hAnsi="Arial" w:cs="Arial"/>
-          <w:b/>
-        </w:rPr>
-        <w:t>HTTP kéréseken keresztül</w:t>
-      </w:r>
-      <w:r>
-        <w:rPr>
-          <w:rFonts w:ascii="Arial" w:hAnsi="Arial" w:cs="Arial"/>
-        </w:rPr>
-        <w:t xml:space="preserve"> kommunikál. A DNN 9.13.10-ben van egy beépített szolgáltatás-keretrendszer</w:t>
-      </w:r>
-      <w:r>
-        <w:rPr>
-          <w:rFonts w:ascii="Arial" w:hAnsi="Arial" w:cs="Arial"/>
-        </w:rPr>
-        <w:t xml:space="preserve">, </w:t>
-      </w:r>
-      <w:r>
-        <w:rPr>
-          <w:rFonts w:ascii="Arial" w:hAnsi="Arial" w:cs="Arial"/>
-        </w:rPr>
-        <w:t>ami lehetővé teszi, hogy saját REST API végpontokat hozzunk létre. A kliens ezeket az API végpontokat hívja meg, lekéri a termékeket, elmenti a receptet, publikál, és így tovább.</w:t>
-      </w:r>
-    </w:p>
-    <w:p>
-      <w:pPr>
-        <w:rPr>
-          <w:rFonts w:ascii="Arial" w:hAnsi="Arial" w:cs="Arial"/>
-        </w:rPr>
-      </w:pPr>
-      <w:r>
-        <w:rPr>
-          <w:rFonts w:ascii="Arial" w:hAnsi="Arial" w:cs="Arial"/>
-        </w:rPr>
-        <w:t>Ez a megoldás bevált és jól dokumentált a DNN ökoszisztémában. A kliens gyakorlatilag ugyanúgy hívja az API-t, mint ahogy egy böngésző is tenné, csak éppen egy asztali programból.</w:t>
+        <w:t>Az alkalmazás a POC első verziójában közvetlenül a Hotcakes REST API-ra támaszkodik a kategóriák és termékek kezelésénél. Így nem kell külön, saját DNN API-réteget bevezetni csak azért, hogy a kliens működni tudjon.</w:t>
+      </w:r>
+    </w:p>
+    <w:p>
+      <w:pPr>
+        <w:rPr>
+          <w:rFonts w:ascii="Arial" w:hAnsi="Arial" w:cs="Arial"/>
+        </w:rPr>
+      </w:pPr>
+      <w:r>
+        <w:rPr>
+          <w:rFonts w:ascii="Arial" w:hAnsi="Arial" w:cs="Arial"/>
+        </w:rPr>
+        <w:t>Ez a megközelítés egyszerűbb, és jobban illeszkedik a beadandó scope-hoz. A DNN oldalán a fő saját fejlesztés a megjelenítő MVC modul marad, miközben az admin kliens a Hotcakes beépített képességeit használja ki.</w:t>
       </w:r>
     </w:p>
     <w:p>
@@ -700,20 +675,20 @@
         <w:rPr>
           <w:rFonts w:ascii="Arial" w:hAnsi="Arial" w:cs="Arial"/>
         </w:rPr>
-        <w:t>Mivel az alkalmazás admin funkciókat lát el, a felhasználónak be kell jelentkeznie. Erre két reális út van: vagy a DNN beépített JWT alapú Web API autentikációját állítjuk be (amit külön konfigurálni kell a szerveren és a kliens oldalon is), vagy egy saját, egyszerűbb admin belépési folyamatot készítünk, ami a DNN felhasználókezelésére épül.</w:t>
-      </w:r>
-    </w:p>
-    <w:p>
-      <w:pPr>
-        <w:rPr>
-          <w:rFonts w:ascii="Arial" w:hAnsi="Arial" w:cs="Arial"/>
-        </w:rPr>
-      </w:pPr>
-      <w:r>
-        <w:rPr>
-          <w:rFonts w:ascii="Arial" w:hAnsi="Arial" w:cs="Arial"/>
-        </w:rPr>
-        <w:t>Fontos tudni, hogy a DNN Services Framework alapvetően a böngészőbe ágyazott AJAX hívásokra és session-alapú autentikációra lett tervezve. Egy külső asztali kliens esetében ez másként működik, ezért a token-kezelést és az API végpontok védelmét tudatosan meg kell tervezni. Ez megoldható feladat, de nem azonnal használható, ezért számolni kell vele a fejlesztési időben.</w:t>
+        <w:t>Mivel a cél egy gyorsan bemutatható POC, az első verzióban nem szükséges külön JWT alapú autentikációt bevezetni. A hangsúly a működő Hotcakes-alapú kliensfolyamaton van, és az auth komplexitás későbbi bővítésként kezelhető.</w:t>
+      </w:r>
+    </w:p>
+    <w:p>
+      <w:pPr>
+        <w:rPr>
+          <w:rFonts w:ascii="Arial" w:hAnsi="Arial" w:cs="Arial"/>
+        </w:rPr>
+      </w:pPr>
+      <w:r>
+        <w:rPr>
+          <w:rFonts w:ascii="Arial" w:hAnsi="Arial" w:cs="Arial"/>
+        </w:rPr>
+        <w:t>Ez tudatos egyszerűsítés: először a kategória-, termék- és receptkapcsolati logika készüljön el stabilan. Ha később szükséges, a DNN Services Framework vagy más védett szerveroldali réteg ráépíthető.</w:t>
       </w:r>
     </w:p>
     <w:p>
@@ -1200,140 +1175,110 @@
           <w:color w:val="000000" w:themeColor="text1"/>
         </w:rPr>
       </w:pPr>
-      <w:bookmarkStart w:id="10" w:name="az-adatbázis-felépítése"/>
-      <w:r>
-        <w:rPr>
-          <w:rFonts w:ascii="Arial" w:hAnsi="Arial" w:cs="Arial"/>
-          <w:color w:val="000000" w:themeColor="text1"/>
-        </w:rPr>
-        <w:t>6. Az adatbázis felépítése</w:t>
+      <w:r>
+        <w:rPr>
+          <w:rFonts w:ascii="Arial" w:hAnsi="Arial" w:cs="Arial"/>
+          <w:color w:val="000000" w:themeColor="text1"/>
+        </w:rPr>
+        <w:t>6. Hotcakes-alapú adatleképezés</w:t>
+      </w:r>
+    </w:p>
+    <w:p>
+      <w:pPr>
+        <w:rPr>
+          <w:rFonts w:ascii="Arial" w:hAnsi="Arial" w:cs="Arial"/>
+        </w:rPr>
+      </w:pPr>
+      <w:r>
+        <w:rPr>
+          <w:rFonts w:ascii="Arial" w:hAnsi="Arial" w:cs="Arial"/>
+        </w:rPr>
+        <w:t>A POC elsődleges célja, hogy ne hozzunk létre külön recepttáblákat, ha ez elkerülhető. A recepthez tartozó fő adatok lehetőleg a Hotcakes kategória meglévő mezőiben és a kapcsolt termékek struktúrájában maradjanak.</w:t>
+      </w:r>
+    </w:p>
+    <w:p>
+      <w:pPr>
+        <w:pStyle w:val="Heading3"/>
+        <w:rPr>
+          <w:rFonts w:ascii="Arial" w:hAnsi="Arial" w:cs="Arial"/>
+          <w:color w:val="000000" w:themeColor="text1"/>
+        </w:rPr>
+      </w:pPr>
+      <w:r>
+        <w:rPr>
+          <w:rFonts w:ascii="Arial" w:hAnsi="Arial" w:cs="Arial"/>
+          <w:color w:val="000000" w:themeColor="text1"/>
+        </w:rPr>
+        <w:t>Recept kategória</w:t>
+      </w:r>
+    </w:p>
+    <w:p>
+      <w:pPr>
+        <w:rPr>
+          <w:rFonts w:ascii="Arial" w:hAnsi="Arial" w:cs="Arial"/>
+        </w:rPr>
+      </w:pPr>
+      <w:r>
+        <w:rPr>
+          <w:rFonts w:ascii="Arial" w:hAnsi="Arial" w:cs="Arial"/>
+        </w:rPr>
+        <w:t>A recept fő adatai első körben a Hotcakes kategória meglévő mezőiben tarthatók: név, leírás, alap szöveges tartalom és a publikáláshoz szükséges besorolás. A cél az, hogy a POC ne építsen külön recepttáblát, ha ez nem muszáj.</w:t>
+      </w:r>
+    </w:p>
+    <w:p>
+      <w:pPr>
+        <w:pStyle w:val="Heading3"/>
+        <w:rPr>
+          <w:rFonts w:ascii="Arial" w:eastAsiaTheme="minorHAnsi" w:hAnsi="Arial" w:cs="Arial"/>
+          <w:bCs w:val="0"/>
+          <w:color w:val="auto"/>
+          <w:sz w:val="24"/>
+          <w:szCs w:val="24"/>
+        </w:rPr>
+      </w:pPr>
+      <w:r>
+        <w:rPr>
+          <w:rFonts w:ascii="Arial" w:eastAsiaTheme="minorHAnsi" w:hAnsi="Arial" w:cs="Arial"/>
+          <w:bCs w:val="0"/>
+          <w:color w:val="auto"/>
+          <w:sz w:val="24"/>
+          <w:szCs w:val="24"/>
+        </w:rPr>
+        <w:lastRenderedPageBreak/>
+        <w:t>Kapcsolt hozzávalók</w:t>
+      </w:r>
+    </w:p>
+    <w:p>
+      <w:pPr>
+        <w:rPr>
+          <w:rFonts w:ascii="Arial" w:hAnsi="Arial" w:cs="Arial"/>
+        </w:rPr>
+      </w:pPr>
+      <w:r>
+        <w:rPr>
+          <w:rFonts w:ascii="Arial" w:hAnsi="Arial" w:cs="Arial"/>
+        </w:rPr>
+        <w:t>A recepthez tartozó termékeket a Hotcakes meglévő kategória-termék kapcsolatai adják. Így a modul és a kliens ugyanarra a beépített struktúrára tud támaszkodni, és nem kell külön összetevő kapcsolótáblát fenntartani.</w:t>
+      </w:r>
+    </w:p>
+    <w:p>
+      <w:pPr>
+        <w:pStyle w:val="Heading3"/>
+        <w:rPr>
+          <w:rFonts w:ascii="Arial" w:hAnsi="Arial" w:cs="Arial"/>
+          <w:color w:val="000000" w:themeColor="text1"/>
+        </w:rPr>
+      </w:pPr>
+      <w:bookmarkStart w:id="10" w:name="dnn-scope-kinek-tartoznak-az-adatok"/>
+      <w:r>
+        <w:rPr>
+          <w:rFonts w:ascii="Arial" w:hAnsi="Arial" w:cs="Arial"/>
+          <w:color w:val="000000" w:themeColor="text1"/>
+        </w:rPr>
+        <w:t>DNN scope: kinek tartoznak az adatok?</w:t>
       </w:r>
     </w:p>
     <w:bookmarkEnd w:id="10"/>
-    <w:p>
-      <w:pPr>
-        <w:rPr>
-          <w:rFonts w:ascii="Arial" w:hAnsi="Arial" w:cs="Arial"/>
-        </w:rPr>
-      </w:pPr>
-      <w:r>
-        <w:rPr>
-          <w:rFonts w:ascii="Arial" w:hAnsi="Arial" w:cs="Arial"/>
-        </w:rPr>
-        <w:t>A receptek adatait a DNN SQL Server adatbázisában tároljuk. Ehhez két egyedi táblára van szükség, amiket a modul telepítésekor hozunk létre (a DNN standard SQL script mechanizmusával):</w:t>
-      </w:r>
-    </w:p>
-    <w:p>
-      <w:pPr>
-        <w:pStyle w:val="Heading3"/>
-        <w:rPr>
-          <w:rFonts w:ascii="Arial" w:hAnsi="Arial" w:cs="Arial"/>
-          <w:color w:val="000000" w:themeColor="text1"/>
-        </w:rPr>
-      </w:pPr>
-      <w:bookmarkStart w:id="11" w:name="receptek-tábla"/>
-      <w:r>
-        <w:rPr>
-          <w:rFonts w:ascii="Arial" w:hAnsi="Arial" w:cs="Arial"/>
-          <w:color w:val="000000" w:themeColor="text1"/>
-        </w:rPr>
-        <w:t>Receptek tábla</w:t>
-      </w:r>
-    </w:p>
-    <w:bookmarkEnd w:id="11"/>
-    <w:p>
-      <w:pPr>
-        <w:rPr>
-          <w:rFonts w:ascii="Arial" w:hAnsi="Arial" w:cs="Arial"/>
-        </w:rPr>
-      </w:pPr>
-      <w:r>
-        <w:rPr>
-          <w:rFonts w:ascii="Arial" w:hAnsi="Arial" w:cs="Arial"/>
-        </w:rPr>
-        <w:t xml:space="preserve">Itt tárolódnak a receptek fő adatai: a neve, leírása, hány főre szól, mennyi az elkészítési idő, milyen címkékkel van ellátva, milyen lépésekből áll az elkészítés, és </w:t>
-      </w:r>
-      <w:r>
-        <w:rPr>
-          <w:rFonts w:ascii="Arial" w:hAnsi="Arial" w:cs="Arial"/>
-        </w:rPr>
-        <w:lastRenderedPageBreak/>
-        <w:t>hogy tervezet vagy publikált állapotban van-e. Emellett nyilvántartjuk, hogy ki hozta létre és mikor.</w:t>
-      </w:r>
-    </w:p>
-    <w:p>
-      <w:pPr>
-        <w:pStyle w:val="Heading3"/>
-        <w:rPr>
-          <w:rFonts w:ascii="Arial" w:hAnsi="Arial" w:cs="Arial"/>
-          <w:color w:val="000000" w:themeColor="text1"/>
-        </w:rPr>
-      </w:pPr>
-      <w:bookmarkStart w:id="12" w:name="recept-összetevők-tábla"/>
-      <w:r>
-        <w:rPr>
-          <w:rFonts w:ascii="Arial" w:hAnsi="Arial" w:cs="Arial"/>
-          <w:color w:val="000000" w:themeColor="text1"/>
-        </w:rPr>
-        <w:t>Recept összetevők tábla</w:t>
-      </w:r>
-    </w:p>
-    <w:bookmarkEnd w:id="12"/>
-    <w:p>
-      <w:pPr>
-        <w:rPr>
-          <w:rFonts w:ascii="Arial" w:hAnsi="Arial" w:cs="Arial"/>
-        </w:rPr>
-      </w:pPr>
-      <w:r>
-        <w:rPr>
-          <w:rFonts w:ascii="Arial" w:hAnsi="Arial" w:cs="Arial"/>
-        </w:rPr>
-        <w:t>Ez egy kapcsolótábla a receptek és a webshop termékei között. Minden sor egy összetevőt jelöl</w:t>
-      </w:r>
-      <w:r>
-        <w:rPr>
-          <w:rFonts w:ascii="Arial" w:hAnsi="Arial" w:cs="Arial"/>
-        </w:rPr>
-        <w:t>: M</w:t>
-      </w:r>
-      <w:r>
-        <w:rPr>
-          <w:rFonts w:ascii="Arial" w:hAnsi="Arial" w:cs="Arial"/>
-        </w:rPr>
-        <w:t>elyik recepthez tartozik, melyik termékről van szó, és milyen mennyiségben kell belőle.</w:t>
-      </w:r>
-      <w:r>
-        <w:rPr>
-          <w:rFonts w:ascii="Arial" w:hAnsi="Arial" w:cs="Arial"/>
-        </w:rPr>
-        <w:br/>
-      </w:r>
-      <w:r>
-        <w:rPr>
-          <w:rFonts w:ascii="Arial" w:hAnsi="Arial" w:cs="Arial"/>
-        </w:rPr>
-        <w:t>Van egy sorrend mező is, hogy az összetevők a kívánt sorrendben jelenjenek meg.</w:t>
-      </w:r>
-    </w:p>
-    <w:p>
-      <w:pPr>
-        <w:pStyle w:val="Heading3"/>
-        <w:rPr>
-          <w:rFonts w:ascii="Arial" w:hAnsi="Arial" w:cs="Arial"/>
-          <w:color w:val="000000" w:themeColor="text1"/>
-        </w:rPr>
-      </w:pPr>
-      <w:bookmarkStart w:id="13" w:name="dnn-scope-kinek-tartoznak-az-adatok"/>
-      <w:r>
-        <w:rPr>
-          <w:rFonts w:ascii="Arial" w:hAnsi="Arial" w:cs="Arial"/>
-          <w:color w:val="000000" w:themeColor="text1"/>
-        </w:rPr>
-        <w:t>DNN scope: kinek tartoznak az adatok?</w:t>
-      </w:r>
-    </w:p>
-    <w:bookmarkEnd w:id="13"/>
     <w:p>
       <w:pPr>
         <w:rPr>
@@ -1374,33 +1319,7 @@
         <w:rPr>
           <w:rFonts w:ascii="Arial" w:hAnsi="Arial" w:cs="Arial"/>
         </w:rPr>
-        <w:t xml:space="preserve">A receptek a </w:t>
-      </w:r>
-      <w:r>
-        <w:rPr>
-          <w:rFonts w:ascii="Arial" w:hAnsi="Arial" w:cs="Arial"/>
-          <w:b/>
-        </w:rPr>
-        <w:t>portál szintjéhez</w:t>
-      </w:r>
-      <w:r>
-        <w:rPr>
-          <w:rFonts w:ascii="Arial" w:hAnsi="Arial" w:cs="Arial"/>
-        </w:rPr>
-        <w:t xml:space="preserve"> tartoznak (</w:t>
-      </w:r>
-      <w:r>
-        <w:rPr>
-          <w:rStyle w:val="VerbatimChar"/>
-          <w:rFonts w:ascii="Arial" w:hAnsi="Arial" w:cs="Arial"/>
-        </w:rPr>
-        <w:t>PortalId</w:t>
-      </w:r>
-      <w:r>
-        <w:rPr>
-          <w:rFonts w:ascii="Arial" w:hAnsi="Arial" w:cs="Arial"/>
-        </w:rPr>
-        <w:t>), mert a receptek az egész webshophoz kapcsolódnak, nem csak egy modul példányhoz</w:t>
+        <w:t>A receptek a portál szintjéhez tartoznak, mert a Hotcakes store és a webshop tartalma is ezen a szinten él. A receptoldal modulbeállításai ettől függetlenül maradhatnak ModuleId szintűek.</w:t>
       </w:r>
     </w:p>
     <w:p>
@@ -1444,20 +1363,7 @@
         <w:rPr>
           <w:rFonts w:ascii="Arial" w:hAnsi="Arial" w:cs="Arial"/>
         </w:rPr>
-        <w:t xml:space="preserve">A táblák létrehozásához a DNN standard konvencióját követjük: verziókövetett SQL fájlokat készítünk (pl. </w:t>
-      </w:r>
-      <w:r>
-        <w:rPr>
-          <w:rStyle w:val="VerbatimChar"/>
-          <w:rFonts w:ascii="Arial" w:hAnsi="Arial" w:cs="Arial"/>
-        </w:rPr>
-        <w:t>01.00.00.SqlDataProvider</w:t>
-      </w:r>
-      <w:r>
-        <w:rPr>
-          <w:rFonts w:ascii="Arial" w:hAnsi="Arial" w:cs="Arial"/>
-        </w:rPr>
-        <w:t>), amelyeket a DNN a modul telepítésekor automatikusan lefuttat.</w:t>
+        <w:t>Saját SQL tábla létrehozása csak akkor indokolt, ha valamely nélkülözhetetlen receptmező sem kategóriában, sem más meglévő DNN/Hotcakes mezőben nem tárolható megfelelően. A jelenlegi POC irány viszont kifejezetten az, hogy ezt lehetőleg elkerüljük.</w:t>
       </w:r>
     </w:p>
     <w:p>
@@ -1483,7 +1389,7 @@
           <w:color w:val="000000" w:themeColor="text1"/>
         </w:rPr>
       </w:pPr>
-      <w:bookmarkStart w:id="14" w:name="architektúra-áttekintés"/>
+      <w:bookmarkStart w:id="11" w:name="architektúra-áttekintés"/>
       <w:r>
         <w:rPr>
           <w:rFonts w:ascii="Arial" w:hAnsi="Arial" w:cs="Arial"/>
@@ -1492,7 +1398,7 @@
         <w:t>7. Architektúra áttekintés</w:t>
       </w:r>
     </w:p>
-    <w:bookmarkEnd w:id="14"/>
+    <w:bookmarkEnd w:id="11"/>
     <w:p>
       <w:pPr>
         <w:rPr>
@@ -1541,146 +1447,47 @@
       <w:r>
         <w:rPr>
           <w:rFonts w:ascii="Arial" w:hAnsi="Arial" w:cs="Arial"/>
-          <w:b/>
-        </w:rPr>
-        <w:t>Web API réteg (DNN szerveren)</w:t>
-      </w:r>
-      <w:r>
-        <w:rPr>
-          <w:rFonts w:ascii="Arial" w:hAnsi="Arial" w:cs="Arial"/>
-        </w:rPr>
-        <w:br/>
-      </w:r>
-      <w:r>
-        <w:rPr>
-          <w:rFonts w:ascii="Arial" w:hAnsi="Arial" w:cs="Arial"/>
-        </w:rPr>
-        <w:t>A DNN-en belül futó API végpontok, amelyek fogadják a kliens kéréseit. Itt történik a jogosultság-ellenőrzés és az adatbázis műveletek koordinálása.</w:t>
-      </w:r>
-    </w:p>
-    <w:p>
-      <w:pPr>
-        <w:rPr>
-          <w:rFonts w:ascii="Arial" w:hAnsi="Arial" w:cs="Arial"/>
-        </w:rPr>
-      </w:pPr>
-      <w:r>
-        <w:rPr>
-          <w:rFonts w:ascii="Arial" w:hAnsi="Arial" w:cs="Arial"/>
-          <w:b/>
-        </w:rPr>
-        <w:t>Adatbázis (SQL Server)</w:t>
-      </w:r>
-      <w:r>
-        <w:rPr>
-          <w:rFonts w:ascii="Arial" w:hAnsi="Arial" w:cs="Arial"/>
-        </w:rPr>
-        <w:br/>
-      </w:r>
-      <w:r>
-        <w:rPr>
-          <w:rFonts w:ascii="Arial" w:hAnsi="Arial" w:cs="Arial"/>
-        </w:rPr>
-        <w:t>Maga az adattárolás. A receptek, összetevők és a meglévő webshop termékek is itt vannak.</w:t>
-      </w:r>
-    </w:p>
-    <w:p>
-      <w:pPr>
-        <w:rPr>
-          <w:rFonts w:ascii="Arial" w:hAnsi="Arial" w:cs="Arial"/>
-        </w:rPr>
-      </w:pPr>
-      <w:r>
-        <w:rPr>
-          <w:rFonts w:ascii="Arial" w:hAnsi="Arial" w:cs="Arial"/>
-        </w:rPr>
-        <w:t xml:space="preserve">A kommunikáció iránya mindig: </w:t>
-      </w:r>
-      <w:r>
-        <w:rPr>
-          <w:rFonts w:ascii="Arial" w:hAnsi="Arial" w:cs="Arial"/>
-          <w:b/>
-        </w:rPr>
-        <w:t>Kliens → API → Adatbázis</w:t>
-      </w:r>
-      <w:r>
-        <w:rPr>
-          <w:rFonts w:ascii="Arial" w:hAnsi="Arial" w:cs="Arial"/>
-        </w:rPr>
-        <w:t>, és vissza. A kliens soha nem éri el közvetlenül az adatbázist, minden az API-n keresztül megy, ami biztonsági szempontból is fontos.</w:t>
-      </w:r>
-    </w:p>
-    <w:p>
-      <w:pPr>
-        <w:rPr>
-          <w:rFonts w:ascii="Arial" w:hAnsi="Arial" w:cs="Arial"/>
-        </w:rPr>
-      </w:pPr>
-      <w:r>
-        <w:rPr>
-          <w:rFonts w:ascii="Arial" w:hAnsi="Arial" w:cs="Arial"/>
-        </w:rPr>
-        <w:t>Az API végpontok a következő fő műveleteket fedik le: Termékek lekérése (keresés, szűrés, kategória)</w:t>
-      </w:r>
-      <w:r>
-        <w:rPr>
-          <w:rFonts w:ascii="Arial" w:hAnsi="Arial" w:cs="Arial"/>
-        </w:rPr>
-        <w:t>,</w:t>
-      </w:r>
-      <w:r>
-        <w:rPr>
-          <w:rFonts w:ascii="Arial" w:hAnsi="Arial" w:cs="Arial"/>
-        </w:rPr>
-        <w:t xml:space="preserve"> Recept mentése (új létrehozása vagy meglévő szerkesztése)</w:t>
-      </w:r>
-      <w:r>
-        <w:rPr>
-          <w:rFonts w:ascii="Arial" w:hAnsi="Arial" w:cs="Arial"/>
-        </w:rPr>
-        <w:t xml:space="preserve">, </w:t>
-      </w:r>
-      <w:r>
-        <w:rPr>
-          <w:rFonts w:ascii="Arial" w:hAnsi="Arial" w:cs="Arial"/>
-        </w:rPr>
-        <w:t xml:space="preserve">Recept publikálása </w:t>
-      </w:r>
-      <w:r>
-        <w:rPr>
-          <w:rFonts w:ascii="Arial" w:hAnsi="Arial" w:cs="Arial"/>
-        </w:rPr>
-        <w:t xml:space="preserve">vagy </w:t>
-      </w:r>
-      <w:r>
-        <w:rPr>
-          <w:rFonts w:ascii="Arial" w:hAnsi="Arial" w:cs="Arial"/>
-        </w:rPr>
-        <w:t>visszavonása</w:t>
-      </w:r>
-      <w:r>
-        <w:rPr>
-          <w:rFonts w:ascii="Arial" w:hAnsi="Arial" w:cs="Arial"/>
-        </w:rPr>
-        <w:t xml:space="preserve">, </w:t>
-      </w:r>
-      <w:r>
-        <w:rPr>
-          <w:rFonts w:ascii="Arial" w:hAnsi="Arial" w:cs="Arial"/>
-        </w:rPr>
-        <w:t>Receptek listázása (tervezetek és publikáltak külön)</w:t>
-      </w:r>
-      <w:r>
-        <w:rPr>
-          <w:rFonts w:ascii="Arial" w:hAnsi="Arial" w:cs="Arial"/>
-        </w:rPr>
-        <w:t xml:space="preserve">, </w:t>
-      </w:r>
-      <w:r>
-        <w:rPr>
-          <w:rFonts w:ascii="Arial" w:hAnsi="Arial" w:cs="Arial"/>
-        </w:rPr>
-        <w:t>Recept törlése</w:t>
+        </w:rPr>
+        <w:t>Kommunikációs réteg</w:t>
+      </w:r>
+    </w:p>
+    <w:p>
+      <w:pPr>
+        <w:rPr>
+          <w:rFonts w:ascii="Arial" w:hAnsi="Arial" w:cs="Arial"/>
+        </w:rPr>
+      </w:pPr>
+      <w:r>
+        <w:rPr>
+          <w:rFonts w:ascii="Arial" w:hAnsi="Arial" w:cs="Arial"/>
+        </w:rPr>
+        <w:t>A kliens első körben a Hotcakes REST API-ra támaszkodik a szükséges kategória- és termékműveletekhez. A DNN oldali saját logika főként a megjelenítő MVC modulban jelenik meg.</w:t>
+      </w:r>
+    </w:p>
+    <w:p>
+      <w:pPr>
+        <w:rPr>
+          <w:rFonts w:ascii="Arial" w:hAnsi="Arial" w:cs="Arial"/>
+        </w:rPr>
+      </w:pPr>
+      <w:r>
+        <w:rPr>
+          <w:rFonts w:ascii="Arial" w:hAnsi="Arial" w:cs="Arial"/>
+        </w:rPr>
+        <w:t>Adatforrás</w:t>
+      </w:r>
+    </w:p>
+    <w:p>
+      <w:pPr>
+        <w:rPr>
+          <w:rFonts w:ascii="Arial" w:hAnsi="Arial" w:cs="Arial"/>
+        </w:rPr>
+      </w:pPr>
+      <w:r>
+        <w:rPr>
+          <w:rFonts w:ascii="Arial" w:hAnsi="Arial" w:cs="Arial"/>
+        </w:rPr>
+        <w:t>Az adattárolás elsődlegesen a meglévő DNN és Hotcakes szerkezetre épül. A legfontosabb műveletek a termékek és kategóriák lekérése, a receptet reprezentáló kategória mentése vagy frissítése, valamint a termék-hozzárendelések kezelése.</w:t>
       </w:r>
     </w:p>
     <w:p>
@@ -1706,14 +1513,115 @@
           <w:color w:val="000000" w:themeColor="text1"/>
         </w:rPr>
       </w:pPr>
-      <w:bookmarkStart w:id="15" w:name="kockázatok-és-kompromisszumok"/>
+      <w:bookmarkStart w:id="12" w:name="kockázatok-és-kompromisszumok"/>
+      <w:r>
+        <w:rPr>
+          <w:rFonts w:ascii="Arial" w:hAnsi="Arial" w:cs="Arial"/>
+          <w:color w:val="000000" w:themeColor="text1"/>
+        </w:rPr>
+        <w:t>8. Kockázatok és kompromisszumok</w:t>
+      </w:r>
+    </w:p>
+    <w:p>
+      <w:pPr>
+        <w:pStyle w:val="Heading3"/>
+        <w:rPr>
+          <w:rFonts w:ascii="Arial" w:hAnsi="Arial" w:cs="Arial"/>
+          <w:color w:val="000000" w:themeColor="text1"/>
+        </w:rPr>
+      </w:pPr>
+      <w:bookmarkStart w:id="13" w:name="a-kliens-csak-online-működik"/>
+      <w:bookmarkEnd w:id="12"/>
+      <w:r>
+        <w:rPr>
+          <w:rFonts w:ascii="Arial" w:hAnsi="Arial" w:cs="Arial"/>
+          <w:color w:val="000000" w:themeColor="text1"/>
+        </w:rPr>
+        <w:t>A kliens csak online működik</w:t>
+      </w:r>
+    </w:p>
+    <w:bookmarkEnd w:id="13"/>
+    <w:p>
+      <w:pPr>
+        <w:rPr>
+          <w:rFonts w:ascii="Arial" w:hAnsi="Arial" w:cs="Arial"/>
+        </w:rPr>
+      </w:pPr>
+      <w:r>
+        <w:rPr>
+          <w:rFonts w:ascii="Arial" w:hAnsi="Arial" w:cs="Arial"/>
+        </w:rPr>
+        <w:t>Mivel az alkalmazás online Hotcakes és DNN környezetre támaszkodik, internetkapcsolat vagy helyi hálózati elérés nélkül nem működik. Ez a POC szintjén tudatos és elfogadható kompromisszum.</w:t>
+      </w:r>
+    </w:p>
+    <w:p>
+      <w:pPr>
+        <w:pStyle w:val="Heading3"/>
+        <w:rPr>
+          <w:rFonts w:ascii="Arial" w:hAnsi="Arial" w:cs="Arial"/>
+          <w:color w:val="000000" w:themeColor="text1"/>
+        </w:rPr>
+      </w:pPr>
+      <w:bookmarkStart w:id="14" w:name="termékadatok-elérése"/>
       <w:r>
         <w:rPr>
           <w:rFonts w:ascii="Arial" w:hAnsi="Arial" w:cs="Arial"/>
           <w:color w:val="000000" w:themeColor="text1"/>
         </w:rPr>
         <w:lastRenderedPageBreak/>
-        <w:t>8. Kockázatok és kompromisszumok</w:t>
+        <w:t>Termékadatok elérése</w:t>
+      </w:r>
+    </w:p>
+    <w:bookmarkEnd w:id="14"/>
+    <w:p>
+      <w:pPr>
+        <w:rPr>
+          <w:rFonts w:ascii="Arial" w:hAnsi="Arial" w:cs="Arial"/>
+        </w:rPr>
+      </w:pPr>
+      <w:r>
+        <w:rPr>
+          <w:rFonts w:ascii="Arial" w:hAnsi="Arial" w:cs="Arial"/>
+        </w:rPr>
+        <w:t>A receptek a webshopban már meglévő Hotcakes termékekre épülnek. A termékadatokat elsődlegesen közvetlenül a Hotcakes katalógusból érdemes lekérni, és csak a recepthez szükséges mezőket kell felhasználni, hogy ne keletkezzen fölösleges adatduplikáció.</w:t>
+      </w:r>
+    </w:p>
+    <w:p>
+      <w:pPr>
+        <w:rPr>
+          <w:rFonts w:ascii="Arial" w:hAnsi="Arial" w:cs="Arial"/>
+        </w:rPr>
+      </w:pPr>
+      <w:r>
+        <w:rPr>
+          <w:rFonts w:ascii="Arial" w:hAnsi="Arial" w:cs="Arial"/>
+        </w:rPr>
+        <w:t>A termékadatoknál érdemes számolni a kiszerelési információkkal is, mert a receptben szereplő mennyiség és a webshopban megvásárolható egység nem mindig egyezik. Az ár-, készlet- és kiszerelésadatokat lehetőség szerint közvetlenül a Hotcakes termékmezőiből kell kiolvasni.</w:t>
+      </w:r>
+    </w:p>
+    <w:p>
+      <w:pPr>
+        <w:rPr>
+          <w:rFonts w:ascii="Arial" w:hAnsi="Arial" w:cs="Arial"/>
+        </w:rPr>
+      </w:pPr>
+      <w:r>
+        <w:rPr>
+          <w:rFonts w:ascii="Arial" w:hAnsi="Arial" w:cs="Arial"/>
+        </w:rPr>
+        <w:t>Ha ez valamilyen okból nem megoldható (pl. a webshop terméktáblájának szerkezete nem elérhető), akkor fallback megoldásként egy saját, egyszerűsített terméktáblát hozunk létre demonstrációs célokra. Ez működni fog a</w:t>
+      </w:r>
+      <w:r>
+        <w:rPr>
+          <w:rFonts w:ascii="Arial" w:hAnsi="Arial" w:cs="Arial"/>
+        </w:rPr>
+        <w:t xml:space="preserve"> POC verzióban</w:t>
+      </w:r>
+      <w:r>
+        <w:rPr>
+          <w:rFonts w:ascii="Arial" w:hAnsi="Arial" w:cs="Arial"/>
+        </w:rPr>
+        <w:t>, de fontos tudni, hogy éles környezetben a nézet-alapú megoldás lenne a helyes.</w:t>
       </w:r>
     </w:p>
     <w:p>
@@ -1724,160 +1632,47 @@
           <w:color w:val="000000" w:themeColor="text1"/>
         </w:rPr>
       </w:pPr>
-      <w:bookmarkStart w:id="16" w:name="a-kliens-csak-online-működik"/>
-      <w:bookmarkEnd w:id="15"/>
-      <w:r>
-        <w:rPr>
-          <w:rFonts w:ascii="Arial" w:hAnsi="Arial" w:cs="Arial"/>
-          <w:color w:val="000000" w:themeColor="text1"/>
-        </w:rPr>
-        <w:t>A kliens csak online működik</w:t>
+      <w:bookmarkStart w:id="15" w:name="képkezelés"/>
+      <w:r>
+        <w:rPr>
+          <w:rFonts w:ascii="Arial" w:hAnsi="Arial" w:cs="Arial"/>
+          <w:color w:val="000000" w:themeColor="text1"/>
+        </w:rPr>
+        <w:t>Képkezelés</w:t>
+      </w:r>
+    </w:p>
+    <w:bookmarkEnd w:id="15"/>
+    <w:p>
+      <w:pPr>
+        <w:rPr>
+          <w:rFonts w:ascii="Arial" w:hAnsi="Arial" w:cs="Arial"/>
+        </w:rPr>
+      </w:pPr>
+      <w:r>
+        <w:rPr>
+          <w:rFonts w:ascii="Arial" w:hAnsi="Arial" w:cs="Arial"/>
+        </w:rPr>
+        <w:t>A receptekhez képet is kellene társítani, de egy teljes képfeltöltő rendszer megvalósítása a kliens alkalmazásban extra munka. Egyszerűbb megoldás, ha az üzemeltető a DNN beépített fájlkezelőjével tölti fel a képet, és a kliens alkalmazásban csak a kép URL-jét adja meg. Ez nem a legelégánsabb, de működik és gyorsan implementálható.</w:t>
+      </w:r>
+    </w:p>
+    <w:p>
+      <w:pPr>
+        <w:pStyle w:val="Heading3"/>
+        <w:rPr>
+          <w:rFonts w:ascii="Arial" w:hAnsi="Arial" w:cs="Arial"/>
+          <w:color w:val="000000" w:themeColor="text1"/>
+        </w:rPr>
+      </w:pPr>
+      <w:bookmarkStart w:id="16" w:name="platform-függőség"/>
+      <w:r>
+        <w:rPr>
+          <w:rFonts w:ascii="Arial" w:hAnsi="Arial" w:cs="Arial"/>
+          <w:color w:val="000000" w:themeColor="text1"/>
+        </w:rPr>
+        <w:t>Platform-függőség</w:t>
       </w:r>
     </w:p>
     <w:bookmarkEnd w:id="16"/>
-    <w:p>
-      <w:pPr>
-        <w:rPr>
-          <w:rFonts w:ascii="Arial" w:hAnsi="Arial" w:cs="Arial"/>
-        </w:rPr>
-      </w:pPr>
-      <w:r>
-        <w:rPr>
-          <w:rFonts w:ascii="Arial" w:hAnsi="Arial" w:cs="Arial"/>
-        </w:rPr>
-        <w:t>Mivel az alkalmazás a DNN szerveren lévő API-t hívja, internetkapcsolat (vagy helyi hálózati elérés) nélkül nem működik. Ez tudatos kompromisszum, egy offline mód fejlesztése (helyi cache, szinkronizálás) túl bonyolult lenne ezen a szinten, és az üzemeltetők számára az online működés teljesen elfogadható.</w:t>
-      </w:r>
-    </w:p>
-    <w:p>
-      <w:pPr>
-        <w:pStyle w:val="Heading3"/>
-        <w:rPr>
-          <w:rFonts w:ascii="Arial" w:hAnsi="Arial" w:cs="Arial"/>
-          <w:color w:val="000000" w:themeColor="text1"/>
-        </w:rPr>
-      </w:pPr>
-      <w:bookmarkStart w:id="17" w:name="termékadatok-elérése"/>
-      <w:r>
-        <w:rPr>
-          <w:rFonts w:ascii="Arial" w:hAnsi="Arial" w:cs="Arial"/>
-          <w:color w:val="000000" w:themeColor="text1"/>
-        </w:rPr>
-        <w:t>Termékadatok elérése</w:t>
-      </w:r>
-    </w:p>
-    <w:bookmarkEnd w:id="17"/>
-    <w:p>
-      <w:pPr>
-        <w:rPr>
-          <w:rFonts w:ascii="Arial" w:hAnsi="Arial" w:cs="Arial"/>
-        </w:rPr>
-      </w:pPr>
-      <w:r>
-        <w:rPr>
-          <w:rFonts w:ascii="Arial" w:hAnsi="Arial" w:cs="Arial"/>
-        </w:rPr>
-        <w:t>A receptek a webshopban elérhető termékekre épülnek. Ezeknek az adatait (név, ár, tápérték, készlet, kategória) a webshop valamilyen táblájában tárolja. Az elsődleges cél az, hogy egy adatbázi</w:t>
-      </w:r>
-      <w:r>
-        <w:rPr>
-          <w:rFonts w:ascii="Arial" w:hAnsi="Arial" w:cs="Arial"/>
-        </w:rPr>
-        <w:t>sban egy</w:t>
-      </w:r>
-      <w:r>
-        <w:rPr>
-          <w:rFonts w:ascii="Arial" w:hAnsi="Arial" w:cs="Arial"/>
-        </w:rPr>
-        <w:t xml:space="preserve"> SQL view vagy egy vékony API réteggel olvassuk ki a meglévő webshop termékeit, és csak a recept/kliens modulunk számára szükséges mezőket adjuk vissza. Így nincs adatduplikáció, és a termékadatok mindig frissek maradnak.</w:t>
-      </w:r>
-    </w:p>
-    <w:p>
-      <w:pPr>
-        <w:rPr>
-          <w:rFonts w:ascii="Arial" w:hAnsi="Arial" w:cs="Arial"/>
-        </w:rPr>
-      </w:pPr>
-      <w:r>
-        <w:rPr>
-          <w:rFonts w:ascii="Arial" w:hAnsi="Arial" w:cs="Arial"/>
-        </w:rPr>
-        <w:t>A termékadatoknál érdemes számolni a kiszerelési információkkal is, mert a receptben szereplő mennyiség és a webshopban megvásárolható egység nem mindig egyezik. A termékekhez tehát a következő adatokra van szükség: alap mennyiségi egység (g, ml, db), kiszerelés mennyisége (pl. 1000 g), és a kosárba rakható egység (csomag, db). Ez azért fontos, mert a recept modulban a kosárba kerülő mennyiséget a kiszerelés alapján felfelé kerekítjük.</w:t>
-      </w:r>
-    </w:p>
-    <w:p>
-      <w:pPr>
-        <w:rPr>
-          <w:rFonts w:ascii="Arial" w:hAnsi="Arial" w:cs="Arial"/>
-        </w:rPr>
-      </w:pPr>
-      <w:r>
-        <w:rPr>
-          <w:rFonts w:ascii="Arial" w:hAnsi="Arial" w:cs="Arial"/>
-        </w:rPr>
-        <w:t>Ha ez valamilyen okból nem megoldható (pl. a webshop terméktáblájának szerkezete nem elérhető), akkor fallback megoldásként egy saját, egyszerűsített terméktáblát hozunk létre demonstrációs célokra. Ez működni fog a</w:t>
-      </w:r>
-      <w:r>
-        <w:rPr>
-          <w:rFonts w:ascii="Arial" w:hAnsi="Arial" w:cs="Arial"/>
-        </w:rPr>
-        <w:t xml:space="preserve"> POC verzióban</w:t>
-      </w:r>
-      <w:r>
-        <w:rPr>
-          <w:rFonts w:ascii="Arial" w:hAnsi="Arial" w:cs="Arial"/>
-        </w:rPr>
-        <w:t>, de fontos tudni, hogy éles környezetben a nézet-alapú megoldás lenne a helyes.</w:t>
-      </w:r>
-    </w:p>
-    <w:p>
-      <w:pPr>
-        <w:pStyle w:val="Heading3"/>
-        <w:rPr>
-          <w:rFonts w:ascii="Arial" w:hAnsi="Arial" w:cs="Arial"/>
-          <w:color w:val="000000" w:themeColor="text1"/>
-        </w:rPr>
-      </w:pPr>
-      <w:bookmarkStart w:id="18" w:name="képkezelés"/>
-      <w:r>
-        <w:rPr>
-          <w:rFonts w:ascii="Arial" w:hAnsi="Arial" w:cs="Arial"/>
-          <w:color w:val="000000" w:themeColor="text1"/>
-        </w:rPr>
-        <w:t>Képkezelés</w:t>
-      </w:r>
-    </w:p>
-    <w:bookmarkEnd w:id="18"/>
-    <w:p>
-      <w:pPr>
-        <w:rPr>
-          <w:rFonts w:ascii="Arial" w:hAnsi="Arial" w:cs="Arial"/>
-        </w:rPr>
-      </w:pPr>
-      <w:r>
-        <w:rPr>
-          <w:rFonts w:ascii="Arial" w:hAnsi="Arial" w:cs="Arial"/>
-        </w:rPr>
-        <w:t>A receptekhez képet is kellene társítani, de egy teljes képfeltöltő rendszer megvalósítása a kliens alkalmazásban extra munka. Egyszerűbb megoldás, ha az üzemeltető a DNN beépített fájlkezelőjével tölti fel a képet, és a kliens alkalmazásban csak a kép URL-jét adja meg. Ez nem a legelégánsabb, de működik és gyorsan implementálható.</w:t>
-      </w:r>
-    </w:p>
-    <w:p>
-      <w:pPr>
-        <w:pStyle w:val="Heading3"/>
-        <w:rPr>
-          <w:rFonts w:ascii="Arial" w:hAnsi="Arial" w:cs="Arial"/>
-          <w:color w:val="000000" w:themeColor="text1"/>
-        </w:rPr>
-      </w:pPr>
-      <w:bookmarkStart w:id="19" w:name="platform-függőség"/>
-      <w:r>
-        <w:rPr>
-          <w:rFonts w:ascii="Arial" w:hAnsi="Arial" w:cs="Arial"/>
-          <w:color w:val="000000" w:themeColor="text1"/>
-        </w:rPr>
-        <w:t>Platform-függőség</w:t>
-      </w:r>
-    </w:p>
-    <w:bookmarkEnd w:id="19"/>
     <w:p>
       <w:pPr>
         <w:rPr>
@@ -1941,7 +1736,7 @@
           <v:rect id="_x0000_i1033" style="width:0;height:1.5pt" o:hralign="center" o:hrstd="t" o:hr="t"/>
         </w:pict>
       </w:r>
-      <w:bookmarkStart w:id="20" w:name="fejlesztési-becslés"/>
+      <w:bookmarkStart w:id="17" w:name="fejlesztési-becslés"/>
     </w:p>
     <w:p>
       <w:pPr>
@@ -1973,7 +1768,7 @@
         <w:lastRenderedPageBreak/>
         <w:t>9. Fejlesztési becslés</w:t>
       </w:r>
-      <w:bookmarkEnd w:id="20"/>
+      <w:bookmarkEnd w:id="17"/>
       <w:r>
         <w:rPr>
           <w:rFonts w:ascii="Arial" w:hAnsi="Arial" w:cs="Arial"/>
@@ -2035,46 +1830,6 @@
                 <w:rFonts w:ascii="Arial" w:hAnsi="Arial" w:cs="Arial"/>
               </w:rPr>
               <w:t>Becsült idő</w:t>
-            </w:r>
-          </w:p>
-        </w:tc>
-      </w:tr>
-      <w:tr>
-        <w:tc>
-          <w:tcPr>
-            <w:tcW w:w="0" w:type="auto"/>
-          </w:tcPr>
-          <w:p>
-            <w:pPr>
-              <w:pStyle w:val="Compact"/>
-              <w:rPr>
-                <w:rFonts w:ascii="Arial" w:hAnsi="Arial" w:cs="Arial"/>
-              </w:rPr>
-            </w:pPr>
-            <w:r>
-              <w:rPr>
-                <w:rFonts w:ascii="Arial" w:hAnsi="Arial" w:cs="Arial"/>
-              </w:rPr>
-              <w:t>Adatbázis táblák megtervezése és létrehozása</w:t>
-            </w:r>
-          </w:p>
-        </w:tc>
-        <w:tc>
-          <w:tcPr>
-            <w:tcW w:w="0" w:type="auto"/>
-          </w:tcPr>
-          <w:p>
-            <w:pPr>
-              <w:pStyle w:val="Compact"/>
-              <w:rPr>
-                <w:rFonts w:ascii="Arial" w:hAnsi="Arial" w:cs="Arial"/>
-              </w:rPr>
-            </w:pPr>
-            <w:r>
-              <w:rPr>
-                <w:rFonts w:ascii="Arial" w:hAnsi="Arial" w:cs="Arial"/>
-              </w:rPr>
-              <w:t>1-2 nap</w:t>
             </w:r>
           </w:p>
         </w:tc>
@@ -2282,7 +2037,28 @@
                 <w:rFonts w:ascii="Arial" w:hAnsi="Arial" w:cs="Arial"/>
                 <w:b/>
               </w:rPr>
-              <w:t>11-16 nap</w:t>
+              <w:t>10</w:t>
+            </w:r>
+            <w:r>
+              <w:rPr>
+                <w:rFonts w:ascii="Arial" w:hAnsi="Arial" w:cs="Arial"/>
+                <w:b/>
+              </w:rPr>
+              <w:t>-1</w:t>
+            </w:r>
+            <w:r>
+              <w:rPr>
+                <w:rFonts w:ascii="Arial" w:hAnsi="Arial" w:cs="Arial"/>
+                <w:b/>
+              </w:rPr>
+              <w:t>5</w:t>
+            </w:r>
+            <w:r>
+              <w:rPr>
+                <w:rFonts w:ascii="Arial" w:hAnsi="Arial" w:cs="Arial"/>
+                <w:b/>
+              </w:rPr>
+              <w:t xml:space="preserve"> nap</w:t>
             </w:r>
           </w:p>
         </w:tc>
@@ -2311,7 +2087,7 @@
           <w:color w:val="000000" w:themeColor="text1"/>
         </w:rPr>
       </w:pPr>
-      <w:bookmarkStart w:id="21" w:name="összegzés"/>
+      <w:bookmarkStart w:id="18" w:name="összegzés"/>
       <w:r>
         <w:rPr>
           <w:rFonts w:ascii="Arial" w:hAnsi="Arial" w:cs="Arial"/>
@@ -2320,7 +2096,7 @@
         <w:t>10. Összegzés</w:t>
       </w:r>
     </w:p>
-    <w:bookmarkEnd w:id="21"/>
+    <w:bookmarkEnd w:id="18"/>
     <w:p>
       <w:pPr>
         <w:rPr>

--- a/megvalosithatosagi_tanulmanyok/Megvalosithatosagi_Tanulmany_Kliens.docx
+++ b/megvalosithatosagi_tanulmanyok/Megvalosithatosagi_Tanulmany_Kliens.docx
@@ -1222,7 +1222,7 @@
         <w:rPr>
           <w:rFonts w:ascii="Arial" w:hAnsi="Arial" w:cs="Arial"/>
         </w:rPr>
-        <w:t>A recept fő adatai első körben a Hotcakes kategória meglévő mezőiben tarthatók: név, leírás, alap szöveges tartalom és a publikáláshoz szükséges besorolás. A cél az, hogy a POC ne építsen külön recepttáblát, ha ez nem muszáj.</w:t>
+        <w:t>A recept fő adatai első körben a Hotcakes kategória meglévő mezőiben tarthatók: név, leírás, alap szöveges tartalom és a publikáláshoz szükséges besorolás. A recept kategória Hotcakes oldalon alapértelmezetten rejtett (Hidden = true), hogy ne jelenjen meg az ÉTLAP kategórialistában; a vásárlói recept modul a metadata Status = Published értéke alapján jeleníti meg. A cél az, hogy a POC ne építsen külön recepttáblát, ha ez nem muszáj.</w:t>
       </w:r>
     </w:p>
     <w:p>
@@ -1487,7 +1487,7 @@
         <w:rPr>
           <w:rFonts w:ascii="Arial" w:hAnsi="Arial" w:cs="Arial"/>
         </w:rPr>
-        <w:t>Az adattárolás elsődlegesen a meglévő DNN és Hotcakes szerkezetre épül. A legfontosabb műveletek a termékek és kategóriák lekérése, a receptet reprezentáló kategória mentése vagy frissítése, valamint a termék-hozzárendelések kezelése.</w:t>
+        <w:t>Az adattárolás elsődlegesen a meglévő DNN és Hotcakes szerkezetre épül. A legfontosabb műveletek a termékek és kategóriák lekérése, a receptet reprezentáló rejtett kategória mentése vagy frissítése, a metadata státusz kezelése, valamint a termék-hozzárendelések kezelése.</w:t>
       </w:r>
     </w:p>
     <w:p>
